--- a/binder_source_ordered/203_S2_2.3_AI_Data_Handling_Workflow_Segmentation_and_Exposure_Minimization.docx
+++ b/binder_source_ordered/203_S2_2.3_AI_Data_Handling_Workflow_Segmentation_and_Exposure_Minimization.docx
@@ -859,7 +859,7 @@
                 <w:color w:val="2F3A4A"/>
                 <w:sz w:val="15"/>
               </w:rPr>
-              <w:t>Narratives, responses, issue descriptions, or assurance language produced for internal or external use.</w:t>
+              <w:t>Narratives, responses, issue descriptions, or confidence language produced for internal or external use.</w:t>
             </w:r>
           </w:p>
         </w:tc>
@@ -2621,7 +2621,7 @@
                 <w:color w:val="2F3A4A"/>
                 <w:sz w:val="15"/>
               </w:rPr>
-              <w:t>Escalate when AI transforms facts into decision support, customer language, or assurance statements.</w:t>
+              <w:t>Escalate when AI transforms facts into decision support, customer language, or confidence statements.</w:t>
             </w:r>
           </w:p>
         </w:tc>
@@ -2825,7 +2825,7 @@
                 <w:color w:val="2F3A4A"/>
                 <w:sz w:val="15"/>
               </w:rPr>
-              <w:t>Separate evidence assembly, decision rationale, assurance language, and operational remediation workflows.</w:t>
+              <w:t>Separate evidence assembly, decision rationale, confidence language, and operational remediation workflows.</w:t>
             </w:r>
           </w:p>
         </w:tc>
@@ -2928,7 +2928,7 @@
           <w:color w:val="2F3A4A"/>
           <w:sz w:val="18"/>
         </w:rPr>
-        <w:t>Exposure minimization is the discipline of providing only the information required for the current workflow purpose while preserving enough context for accurate execution. It is not a blanket reduction of detail. It is a governance design decision that separates operationally necessary facts from institutional background, sensitive rationale, customer-specific context, unresolved assumptions, and assurance-bearing language.</w:t>
+        <w:t>Exposure minimization is the discipline of providing only the information required for the current workflow purpose while preserving enough context for accurate execution. It is not a blanket reduction of detail. It is a governance design decision that separates operationally necessary facts from institutional background, sensitive rationale, customer-specific context, unresolved assumptions, and confidence-bearing language.</w:t>
       </w:r>
     </w:p>
     <w:p>
@@ -8681,7 +8681,7 @@
                 <w:color w:val="2F3A4A"/>
                 <w:sz w:val="15"/>
               </w:rPr>
-              <w:t>Separates execution details from governance assertions, control evidence, or assurance language.</w:t>
+              <w:t>Separates execution details from governance assertions, control evidence, or confidence language.</w:t>
             </w:r>
           </w:p>
         </w:tc>
@@ -9228,7 +9228,7 @@
                 <w:color w:val="2F3A4A"/>
                 <w:sz w:val="15"/>
               </w:rPr>
-              <w:t>Drafts may expose unresolved dependencies, internal rationale, or unsupported assurance.</w:t>
+              <w:t>Drafts may expose unresolved dependencies, internal rationale, or unsupported confidence.</w:t>
             </w:r>
           </w:p>
         </w:tc>
@@ -11431,7 +11431,7 @@
                 <w:color w:val="2F3A4A"/>
                 <w:sz w:val="15"/>
               </w:rPr>
-              <w:t>Vendor status updates become governance assurance inputs.</w:t>
+              <w:t>Vendor status updates become governance confidence inputs.</w:t>
             </w:r>
           </w:p>
         </w:tc>
@@ -11734,7 +11734,7 @@
                 <w:color w:val="2F3A4A"/>
                 <w:sz w:val="15"/>
               </w:rPr>
-              <w:t>Context-specific assurance or limitation travels broadly.</w:t>
+              <w:t>Context-specific confidence or limitation travels broadly.</w:t>
             </w:r>
           </w:p>
         </w:tc>
@@ -11900,7 +11900,7 @@
                 <w:color w:val="2F3A4A"/>
                 <w:sz w:val="15"/>
               </w:rPr>
-              <w:t>Route through representation review and assurance boundary control.</w:t>
+              <w:t>Route through representation review and confidence boundary control.</w:t>
             </w:r>
           </w:p>
         </w:tc>
@@ -11937,7 +11937,7 @@
           <w:color w:val="2F3A4A"/>
           <w:sz w:val="18"/>
         </w:rPr>
-        <w:t>Workflow segmentation must align with governance responsibility. Operational access permits task execution. Governance access permits review of control condition, evidence sufficiency, escalation need, or assurance boundary. Neither form of access automatically authorizes redistribution, AI processing, external use, or cross-workflow repurposing. Segmentation fails when access is treated as broad permission rather than purpose-bound handling.</w:t>
+        <w:t>Workflow segmentation must align with governance responsibility. Operational access permits task execution. Governance access permits review of control condition, evidence sufficiency, escalation need, or confidence boundary. Neither form of access automatically authorizes redistribution, AI processing, external use, or cross-workflow repurposing. Segmentation fails when access is treated as broad permission rather than purpose-bound handling.</w:t>
       </w:r>
     </w:p>
     <w:p>
@@ -12760,7 +12760,7 @@
                 <w:color w:val="2F3A4A"/>
                 <w:sz w:val="15"/>
               </w:rPr>
-              <w:t>Customer-bound drafts, executive summaries, and assurance language receive review.</w:t>
+              <w:t>Customer-bound drafts, executive summaries, and confidence language receive review.</w:t>
             </w:r>
           </w:p>
         </w:tc>
@@ -13506,7 +13506,7 @@
                 <w:color w:val="2F3A4A"/>
                 <w:sz w:val="15"/>
               </w:rPr>
-              <w:t>Review source basis, limitation language, authority, and assurance implication.</w:t>
+              <w:t>Review source basis, limitation language, authority, and confidence implication.</w:t>
             </w:r>
           </w:p>
         </w:tc>
@@ -14759,7 +14759,7 @@
                 <w:color w:val="2F3A4A"/>
                 <w:sz w:val="15"/>
               </w:rPr>
-              <w:t>Undercontrol creates implied assurance beyond evidence.</w:t>
+              <w:t>Undercontrol creates implied confidence beyond evidence.</w:t>
             </w:r>
           </w:p>
         </w:tc>
